--- a/docs/overview/Grant-Pathway-Business-Overview-v1_19.docx
+++ b/docs/overview/Grant-Pathway-Business-Overview-v1_19.docx
@@ -394,6 +394,13 @@
         </w:rPr>
         <w:t xml:space="preserve">, against around 4% for charities with incomes above £1 million. Roughly four in five UK charities sit in that smallest bracket.</w:t>
       </w:r>
+      <w:r>
+        <w:rPr>
+          <w:color w:val="1A1A1A"/>
+          <w:vertAlign w:val="superscript"/>
+        </w:rPr>
+        <w:footnoteReference w:id="2"/>
+      </w:r>
     </w:p>
     <w:p>
       <w:pPr>
@@ -1024,20 +1031,6 @@
         <w:t>The ambition is simple: to make the grant application process a little less daunting, a little less time-consuming, and a little fairer — for every charity in the UK that is doing good work and deserves the chance to fund it.</w:t>
       </w:r>
     </w:p>
-    <w:p>
-      <w:pPr>
-        <w:spacing w:before="100" w:after="100"/>
-        <w:jc w:val="both"/>
-      </w:pPr>
-      <w:r>
-        <w:rPr>
-          <w:i/>
-          <w:color w:val="1A1A1A"/>
-          <w:sz w:val="18"/>
-        </w:rPr>
-        <w:t xml:space="preserve">Source: Caroline Fiennes, Gemma Bull and Sarah Sandford, Understanding and Reducing the System Costs of Foundations’ Application Processes, Giving Evidence, 2022, funded by the Law Family Commission on Civil Society. Every figure in the report is stated as a conservative minimum. Available at giving-evidence.com.</w:t>
-      </w:r>
-    </w:p>
     <w:sectPr>
       <w:headerReference w:type="default" r:id="rId10"/>
       <w:footerReference w:type="default" r:id="rId11"/>
@@ -1227,6 +1220,31 @@
       </w:pPr>
       <w:r>
         <w:continuationSeparator/>
+      </w:r>
+    </w:p>
+  </w:footnote>
+  <w:footnote w:id="2">
+    <w:p>
+      <w:pPr>
+        <w:spacing w:before="0" w:after="0" w:line="240" w:lineRule="auto"/>
+        <w:jc w:val="both"/>
+      </w:pPr>
+      <w:r>
+        <w:rPr>
+          <w:i/>
+          <w:color w:val="1A1A1A"/>
+          <w:sz w:val="18"/>
+          <w:vertAlign w:val="superscript"/>
+        </w:rPr>
+        <w:footnoteRef/>
+      </w:r>
+      <w:r>
+        <w:rPr>
+          <w:i/>
+          <w:color w:val="1A1A1A"/>
+          <w:sz w:val="18"/>
+        </w:rPr>
+        <w:t xml:space="preserve"> Source: Caroline Fiennes, Gemma Bull and Sarah Sandford, Understanding and Reducing the System Costs of Foundations’ Application Processes, Giving Evidence, 2022, funded by the Law Family Commission on Civil Society. Every figure in the report is stated as a conservative minimum. Available at giving-evidence.com.</w:t>
       </w:r>
     </w:p>
   </w:footnote>
